--- a/rapports/2026-06-06/EQ20/EQ20_sup_v2/DR_052101000088/42-84-15-59.docx
+++ b/rapports/2026-06-06/EQ20/EQ20_sup_v2/DR_052101000088/42-84-15-59.docx
@@ -297,7 +297,7 @@
           <w:color w:val="1F6FEB"/>
           <w:sz w:val="22"/>
         </w:rPr>
-        <w:t>⚠ INCOHÉRENCES À CORRIGER (88)</w:t>
+        <w:t>⚠ INCOHÉRENCES À CORRIGER (80)</w:t>
       </w:r>
     </w:p>
     <w:tbl>
@@ -634,7 +634,7 @@
                 <w:color w:val="16A34A"/>
                 <w:sz w:val="16"/>
               </w:rPr>
-              <w:t>—</w:t>
+              <w:t>s01q32, s01q36, s01q38, s04q37_modif, s02q33, s02q34, s01q00b</w:t>
             </w:r>
           </w:p>
         </w:tc>
@@ -665,7 +665,7 @@
                 <w:i w:val="0"/>
                 <w:sz w:val="17"/>
               </w:rPr>
-              <w:t>Incohérence!!! seulement les écoles privées paient les frais de scolarité (y compris les frais d'inscription).</w:t>
+              <w:t>Peu probable!!! Vu l'âge (14 ans) de MACTAR SAMOURA ou l'année à laquelle MACTAR SAMOURA a fréquenté l'école pour la dernière fois (.) le dernier diplome de MACTAR SAMOURA ne peut être le Certificat d'études primaires (CEP), prière de corriger cette incohérence ou confirmer avec le QG.</w:t>
             </w:r>
           </w:p>
         </w:tc>
@@ -845,7 +845,7 @@
                 <w:i w:val="0"/>
                 <w:sz w:val="17"/>
               </w:rPr>
-              <w:t>Peu probable!!! Vu l'âge (14 ans) de MACTAR SAMOURA ou l'année à laquelle MACTAR SAMOURA a fréquenté l'école pour la dernière fois (.) le dernier diplome de MACTAR SAMOURA ne peut être le Certificat d'études primaires (CEP), prière de corriger cette incohérence ou confirmer avec le QG.</w:t>
+              <w:t>Peu probable!!! Vu l'âge (16 ans) de OUMOU DIAKHABO TRAORE ou l'année à laquelle OUMOU DIAKHABO TRAORE a fréquenté l'école pour la dernière fois (.) le dernier diplome de OUMOU DIAKHABO TRAORE ne peut être le Certificat d'études primaires (CEP), prière de corriger cette incohérence ou confirmer avec le QG.</w:t>
             </w:r>
           </w:p>
         </w:tc>
@@ -878,6 +878,996 @@
                 <w:i w:val="0"/>
                 <w:sz w:val="16"/>
               </w:rPr>
+              <w:t>S03</w:t>
+              <w:br/>
+            </w:r>
+            <w:r>
+              <w:rPr>
+                <w:b w:val="0"/>
+                <w:i w:val="0"/>
+                <w:color w:val="64748B"/>
+                <w:sz w:val="14"/>
+              </w:rPr>
+              <w:t>Santé</w:t>
+            </w:r>
+          </w:p>
+        </w:tc>
+        <w:tc>
+          <w:tcPr>
+            <w:tcW w:type="dxa" w:w="1531"/>
+          </w:tcPr>
+          <w:p>
+            <w:r>
+              <w:rPr>
+                <w:b/>
+                <w:i w:val="0"/>
+                <w:color w:val="16A34A"/>
+                <w:sz w:val="16"/>
+              </w:rPr>
+              <w:t>—</w:t>
+            </w:r>
+          </w:p>
+        </w:tc>
+        <w:tc>
+          <w:tcPr>
+            <w:tcW w:type="dxa" w:w="1191"/>
+          </w:tcPr>
+          <w:p>
+            <w:r>
+              <w:rPr>
+                <w:b w:val="0"/>
+                <w:i w:val="0"/>
+                <w:color w:val="64748B"/>
+                <w:sz w:val="16"/>
+              </w:rPr>
+              <w:t>GT-CQ</w:t>
+            </w:r>
+          </w:p>
+        </w:tc>
+        <w:tc>
+          <w:tcPr>
+            <w:tcW w:type="dxa" w:w="4706"/>
+          </w:tcPr>
+          <w:p>
+            <w:r>
+              <w:rPr>
+                <w:b w:val="0"/>
+                <w:i w:val="0"/>
+                <w:sz w:val="17"/>
+              </w:rPr>
+              <w:t>Incohérent !!! SIRA DANFAKHA s'est consulté la première fois pour cette maladie (Problème de tension) chez un médecin généraliste et vous dites que  SIRA DANFAKHA n'est pas concerné par le montant des frais de consultation d'un médecin généraliste (3.14=9999).</w:t>
+            </w:r>
+          </w:p>
+        </w:tc>
+      </w:tr>
+      <w:tr>
+        <w:tc>
+          <w:tcPr>
+            <w:tcW w:type="dxa" w:w="964"/>
+          </w:tcPr>
+          <w:p>
+            <w:r>
+              <w:rPr>
+                <w:b/>
+                <w:i w:val="0"/>
+                <w:color w:val="DC2626"/>
+                <w:sz w:val="16"/>
+              </w:rPr>
+              <w:t>Haute</w:t>
+            </w:r>
+          </w:p>
+        </w:tc>
+        <w:tc>
+          <w:tcPr>
+            <w:tcW w:type="dxa" w:w="1247"/>
+          </w:tcPr>
+          <w:p>
+            <w:r>
+              <w:rPr>
+                <w:b/>
+                <w:i w:val="0"/>
+                <w:sz w:val="16"/>
+              </w:rPr>
+              <w:t>S03</w:t>
+              <w:br/>
+            </w:r>
+            <w:r>
+              <w:rPr>
+                <w:b w:val="0"/>
+                <w:i w:val="0"/>
+                <w:color w:val="64748B"/>
+                <w:sz w:val="14"/>
+              </w:rPr>
+              <w:t>Santé</w:t>
+            </w:r>
+          </w:p>
+        </w:tc>
+        <w:tc>
+          <w:tcPr>
+            <w:tcW w:type="dxa" w:w="1531"/>
+          </w:tcPr>
+          <w:p>
+            <w:r>
+              <w:rPr>
+                <w:b/>
+                <w:i w:val="0"/>
+                <w:color w:val="16A34A"/>
+                <w:sz w:val="16"/>
+              </w:rPr>
+              <w:t>—</w:t>
+            </w:r>
+          </w:p>
+        </w:tc>
+        <w:tc>
+          <w:tcPr>
+            <w:tcW w:type="dxa" w:w="1191"/>
+          </w:tcPr>
+          <w:p>
+            <w:r>
+              <w:rPr>
+                <w:b w:val="0"/>
+                <w:i w:val="0"/>
+                <w:color w:val="64748B"/>
+                <w:sz w:val="16"/>
+              </w:rPr>
+              <w:t>GT-CQ</w:t>
+            </w:r>
+          </w:p>
+        </w:tc>
+        <w:tc>
+          <w:tcPr>
+            <w:tcW w:type="dxa" w:w="4706"/>
+          </w:tcPr>
+          <w:p>
+            <w:r>
+              <w:rPr>
+                <w:b w:val="0"/>
+                <w:i w:val="0"/>
+                <w:sz w:val="17"/>
+              </w:rPr>
+              <w:t>Prière de verifier cette incohérence auprès de l'enquêté ou confirmer.</w:t>
+            </w:r>
+          </w:p>
+        </w:tc>
+      </w:tr>
+      <w:tr>
+        <w:tc>
+          <w:tcPr>
+            <w:tcW w:type="dxa" w:w="964"/>
+          </w:tcPr>
+          <w:p>
+            <w:r>
+              <w:rPr>
+                <w:b/>
+                <w:i w:val="0"/>
+                <w:color w:val="DC2626"/>
+                <w:sz w:val="16"/>
+              </w:rPr>
+              <w:t>Haute</w:t>
+            </w:r>
+          </w:p>
+        </w:tc>
+        <w:tc>
+          <w:tcPr>
+            <w:tcW w:type="dxa" w:w="1247"/>
+          </w:tcPr>
+          <w:p>
+            <w:r>
+              <w:rPr>
+                <w:b/>
+                <w:i w:val="0"/>
+                <w:sz w:val="16"/>
+              </w:rPr>
+              <w:t>S04</w:t>
+              <w:br/>
+            </w:r>
+            <w:r>
+              <w:rPr>
+                <w:b w:val="0"/>
+                <w:i w:val="0"/>
+                <w:color w:val="64748B"/>
+                <w:sz w:val="14"/>
+              </w:rPr>
+              <w:t>Emploi</w:t>
+            </w:r>
+          </w:p>
+        </w:tc>
+        <w:tc>
+          <w:tcPr>
+            <w:tcW w:type="dxa" w:w="1531"/>
+          </w:tcPr>
+          <w:p>
+            <w:r>
+              <w:rPr>
+                <w:b/>
+                <w:i w:val="0"/>
+                <w:color w:val="16A34A"/>
+                <w:sz w:val="16"/>
+              </w:rPr>
+              <w:t>s01q07, s01q08, s02q20, s02q22, s03q07, s02q29, s04q19, s13q02</w:t>
+            </w:r>
+          </w:p>
+        </w:tc>
+        <w:tc>
+          <w:tcPr>
+            <w:tcW w:type="dxa" w:w="1191"/>
+          </w:tcPr>
+          <w:p>
+            <w:r>
+              <w:rPr>
+                <w:b w:val="0"/>
+                <w:i w:val="0"/>
+                <w:color w:val="64748B"/>
+                <w:sz w:val="16"/>
+              </w:rPr>
+              <w:t>GT-CQ</w:t>
+            </w:r>
+          </w:p>
+        </w:tc>
+        <w:tc>
+          <w:tcPr>
+            <w:tcW w:type="dxa" w:w="4706"/>
+          </w:tcPr>
+          <w:p>
+            <w:r>
+              <w:rPr>
+                <w:b w:val="0"/>
+                <w:i w:val="0"/>
+                <w:sz w:val="17"/>
+              </w:rPr>
+              <w:t>Incoherent! MOUSSA TRAORE Perçoit une bourse/Transfert en 4.19 mais MOUSSA TRAORE ne perçoit pas une bourse à la section 2.29 ou des transferts monétaires à la section 13, prière de corriger.</w:t>
+            </w:r>
+          </w:p>
+        </w:tc>
+      </w:tr>
+      <w:tr>
+        <w:tc>
+          <w:tcPr>
+            <w:tcW w:type="dxa" w:w="964"/>
+          </w:tcPr>
+          <w:p>
+            <w:r>
+              <w:rPr>
+                <w:b/>
+                <w:i w:val="0"/>
+                <w:color w:val="DC2626"/>
+                <w:sz w:val="16"/>
+              </w:rPr>
+              <w:t>Haute</w:t>
+            </w:r>
+          </w:p>
+        </w:tc>
+        <w:tc>
+          <w:tcPr>
+            <w:tcW w:type="dxa" w:w="1247"/>
+          </w:tcPr>
+          <w:p>
+            <w:r>
+              <w:rPr>
+                <w:b/>
+                <w:i w:val="0"/>
+                <w:sz w:val="16"/>
+              </w:rPr>
+              <w:t>S04</w:t>
+              <w:br/>
+            </w:r>
+            <w:r>
+              <w:rPr>
+                <w:b w:val="0"/>
+                <w:i w:val="0"/>
+                <w:color w:val="64748B"/>
+                <w:sz w:val="14"/>
+              </w:rPr>
+              <w:t>Emploi</w:t>
+            </w:r>
+          </w:p>
+        </w:tc>
+        <w:tc>
+          <w:tcPr>
+            <w:tcW w:type="dxa" w:w="1531"/>
+          </w:tcPr>
+          <w:p>
+            <w:r>
+              <w:rPr>
+                <w:b/>
+                <w:i w:val="0"/>
+                <w:color w:val="16A34A"/>
+                <w:sz w:val="16"/>
+              </w:rPr>
+              <w:t>s04q46</w:t>
+            </w:r>
+          </w:p>
+        </w:tc>
+        <w:tc>
+          <w:tcPr>
+            <w:tcW w:type="dxa" w:w="1191"/>
+          </w:tcPr>
+          <w:p>
+            <w:r>
+              <w:rPr>
+                <w:b w:val="0"/>
+                <w:i w:val="0"/>
+                <w:color w:val="64748B"/>
+                <w:sz w:val="16"/>
+              </w:rPr>
+              <w:t>GT-CQ</w:t>
+            </w:r>
+          </w:p>
+        </w:tc>
+        <w:tc>
+          <w:tcPr>
+            <w:tcW w:type="dxa" w:w="4706"/>
+          </w:tcPr>
+          <w:p>
+            <w:r>
+              <w:rPr>
+                <w:b w:val="0"/>
+                <w:i w:val="0"/>
+                <w:sz w:val="17"/>
+              </w:rPr>
+              <w:t>Incohérence! SIRA DANFAKHA  evolue dans l'agriculture mais est  considéré comme salarié ou stagiaire/apprenti non renuméré, prière de revoir la question s04q46 et corriger.</w:t>
+            </w:r>
+          </w:p>
+        </w:tc>
+      </w:tr>
+      <w:tr>
+        <w:tc>
+          <w:tcPr>
+            <w:tcW w:type="dxa" w:w="964"/>
+          </w:tcPr>
+          <w:p>
+            <w:r>
+              <w:rPr>
+                <w:b/>
+                <w:i w:val="0"/>
+                <w:color w:val="DC2626"/>
+                <w:sz w:val="16"/>
+              </w:rPr>
+              <w:t>Haute</w:t>
+            </w:r>
+          </w:p>
+        </w:tc>
+        <w:tc>
+          <w:tcPr>
+            <w:tcW w:type="dxa" w:w="1247"/>
+          </w:tcPr>
+          <w:p>
+            <w:r>
+              <w:rPr>
+                <w:b/>
+                <w:i w:val="0"/>
+                <w:sz w:val="16"/>
+              </w:rPr>
+              <w:t>S16</w:t>
+              <w:br/>
+            </w:r>
+            <w:r>
+              <w:rPr>
+                <w:b w:val="0"/>
+                <w:i w:val="0"/>
+                <w:color w:val="64748B"/>
+                <w:sz w:val="14"/>
+              </w:rPr>
+              <w:t>Agriculture</w:t>
+            </w:r>
+          </w:p>
+        </w:tc>
+        <w:tc>
+          <w:tcPr>
+            <w:tcW w:type="dxa" w:w="1531"/>
+          </w:tcPr>
+          <w:p>
+            <w:r>
+              <w:rPr>
+                <w:b/>
+                <w:i w:val="0"/>
+                <w:color w:val="16A34A"/>
+                <w:sz w:val="16"/>
+              </w:rPr>
+              <w:t>s16dq05a, s16dq05c</w:t>
+            </w:r>
+          </w:p>
+        </w:tc>
+        <w:tc>
+          <w:tcPr>
+            <w:tcW w:type="dxa" w:w="1191"/>
+          </w:tcPr>
+          <w:p>
+            <w:r>
+              <w:rPr>
+                <w:b w:val="0"/>
+                <w:i w:val="0"/>
+                <w:color w:val="64748B"/>
+                <w:sz w:val="16"/>
+              </w:rPr>
+              <w:t>GT-CQ</w:t>
+            </w:r>
+          </w:p>
+        </w:tc>
+        <w:tc>
+          <w:tcPr>
+            <w:tcW w:type="dxa" w:w="4706"/>
+          </w:tcPr>
+          <w:p>
+            <w:r>
+              <w:rPr>
+                <w:b w:val="0"/>
+                <w:i w:val="0"/>
+                <w:sz w:val="17"/>
+              </w:rPr>
+              <w:t>La quantité de s16dq05a estimée en Kg est incohérente avec la prise dans la question s16dq05c, prière de bien estimer et mettre la valeur exacte.</w:t>
+            </w:r>
+          </w:p>
+        </w:tc>
+      </w:tr>
+      <w:tr>
+        <w:tc>
+          <w:tcPr>
+            <w:tcW w:type="dxa" w:w="964"/>
+          </w:tcPr>
+          <w:p>
+            <w:r>
+              <w:rPr>
+                <w:b/>
+                <w:i w:val="0"/>
+                <w:color w:val="DC2626"/>
+                <w:sz w:val="16"/>
+              </w:rPr>
+              <w:t>Haute</w:t>
+            </w:r>
+          </w:p>
+        </w:tc>
+        <w:tc>
+          <w:tcPr>
+            <w:tcW w:type="dxa" w:w="1247"/>
+          </w:tcPr>
+          <w:p>
+            <w:r>
+              <w:rPr>
+                <w:b/>
+                <w:i w:val="0"/>
+                <w:sz w:val="16"/>
+              </w:rPr>
+              <w:t>S16</w:t>
+              <w:br/>
+            </w:r>
+            <w:r>
+              <w:rPr>
+                <w:b w:val="0"/>
+                <w:i w:val="0"/>
+                <w:color w:val="64748B"/>
+                <w:sz w:val="14"/>
+              </w:rPr>
+              <w:t>Agriculture</w:t>
+            </w:r>
+          </w:p>
+        </w:tc>
+        <w:tc>
+          <w:tcPr>
+            <w:tcW w:type="dxa" w:w="1531"/>
+          </w:tcPr>
+          <w:p>
+            <w:r>
+              <w:rPr>
+                <w:b/>
+                <w:i w:val="0"/>
+                <w:color w:val="16A34A"/>
+                <w:sz w:val="16"/>
+              </w:rPr>
+              <w:t>s00q07a, s00q08, s00q10, s00q13_0, s00q15_0, s00q17_0, s00q23a, s00q23b</w:t>
+            </w:r>
+          </w:p>
+        </w:tc>
+        <w:tc>
+          <w:tcPr>
+            <w:tcW w:type="dxa" w:w="1191"/>
+          </w:tcPr>
+          <w:p>
+            <w:r>
+              <w:rPr>
+                <w:b w:val="0"/>
+                <w:i w:val="0"/>
+                <w:color w:val="64748B"/>
+                <w:sz w:val="16"/>
+              </w:rPr>
+              <w:t>GT-CQ</w:t>
+            </w:r>
+          </w:p>
+        </w:tc>
+        <w:tc>
+          <w:tcPr>
+            <w:tcW w:type="dxa" w:w="4706"/>
+          </w:tcPr>
+          <w:p>
+            <w:r>
+              <w:rPr>
+                <w:b w:val="0"/>
+                <w:i w:val="0"/>
+                <w:sz w:val="17"/>
+              </w:rPr>
+              <w:t>La somme des quantités consommées (1 kg), des quantités offertes (1 kg),  des quantités vendus (28 kg) et des quantités en stock (0 kg) depasse la quantité totale (4 kg) que le ménage a eu après la recolte de Menthe , prière de corriger cette incoherence.</w:t>
+            </w:r>
+          </w:p>
+        </w:tc>
+      </w:tr>
+      <w:tr>
+        <w:tc>
+          <w:tcPr>
+            <w:tcW w:type="dxa" w:w="964"/>
+          </w:tcPr>
+          <w:p>
+            <w:r>
+              <w:rPr>
+                <w:b/>
+                <w:i w:val="0"/>
+                <w:color w:val="DC2626"/>
+                <w:sz w:val="16"/>
+              </w:rPr>
+              <w:t>Haute</w:t>
+            </w:r>
+          </w:p>
+        </w:tc>
+        <w:tc>
+          <w:tcPr>
+            <w:tcW w:type="dxa" w:w="1247"/>
+          </w:tcPr>
+          <w:p>
+            <w:r>
+              <w:rPr>
+                <w:b/>
+                <w:i w:val="0"/>
+                <w:sz w:val="16"/>
+              </w:rPr>
+              <w:t>S16</w:t>
+              <w:br/>
+            </w:r>
+            <w:r>
+              <w:rPr>
+                <w:b w:val="0"/>
+                <w:i w:val="0"/>
+                <w:color w:val="64748B"/>
+                <w:sz w:val="14"/>
+              </w:rPr>
+              <w:t>Agriculture</w:t>
+            </w:r>
+          </w:p>
+        </w:tc>
+        <w:tc>
+          <w:tcPr>
+            <w:tcW w:type="dxa" w:w="1531"/>
+          </w:tcPr>
+          <w:p>
+            <w:r>
+              <w:rPr>
+                <w:b/>
+                <w:i w:val="0"/>
+                <w:color w:val="16A34A"/>
+                <w:sz w:val="16"/>
+              </w:rPr>
+              <w:t>s00q07a, s00q08, s00q10, s00q13_0, s00q15_0, s00q17_0, s00q23a, s00q23b</w:t>
+            </w:r>
+          </w:p>
+        </w:tc>
+        <w:tc>
+          <w:tcPr>
+            <w:tcW w:type="dxa" w:w="1191"/>
+          </w:tcPr>
+          <w:p>
+            <w:r>
+              <w:rPr>
+                <w:b w:val="0"/>
+                <w:i w:val="0"/>
+                <w:color w:val="64748B"/>
+                <w:sz w:val="16"/>
+              </w:rPr>
+              <w:t>GT-CQ</w:t>
+            </w:r>
+          </w:p>
+        </w:tc>
+        <w:tc>
+          <w:tcPr>
+            <w:tcW w:type="dxa" w:w="4706"/>
+          </w:tcPr>
+          <w:p>
+            <w:r>
+              <w:rPr>
+                <w:b w:val="0"/>
+                <w:i w:val="0"/>
+                <w:sz w:val="17"/>
+              </w:rPr>
+              <w:t>La somme des quantités consommées (2 kg), des quantités offertes (2 kg),  des quantités vendus (196 kg) et des quantités en stock (0 kg) depasse la quantité totale (20 kg) que le ménage a eu après la recolte de Tomate , prière de corriger cette incoherence.</w:t>
+            </w:r>
+          </w:p>
+        </w:tc>
+      </w:tr>
+      <w:tr>
+        <w:tc>
+          <w:tcPr>
+            <w:tcW w:type="dxa" w:w="964"/>
+          </w:tcPr>
+          <w:p>
+            <w:r>
+              <w:rPr>
+                <w:b/>
+                <w:i w:val="0"/>
+                <w:color w:val="EA580C"/>
+                <w:sz w:val="16"/>
+              </w:rPr>
+              <w:t>Moyenne</w:t>
+            </w:r>
+          </w:p>
+        </w:tc>
+        <w:tc>
+          <w:tcPr>
+            <w:tcW w:type="dxa" w:w="1247"/>
+          </w:tcPr>
+          <w:p>
+            <w:r>
+              <w:rPr>
+                <w:b/>
+                <w:i w:val="0"/>
+                <w:sz w:val="16"/>
+              </w:rPr>
+              <w:t>S00</w:t>
+              <w:br/>
+            </w:r>
+            <w:r>
+              <w:rPr>
+                <w:b w:val="0"/>
+                <w:i w:val="0"/>
+                <w:color w:val="64748B"/>
+                <w:sz w:val="14"/>
+              </w:rPr>
+              <w:t>Identification</w:t>
+            </w:r>
+          </w:p>
+        </w:tc>
+        <w:tc>
+          <w:tcPr>
+            <w:tcW w:type="dxa" w:w="1531"/>
+          </w:tcPr>
+          <w:p>
+            <w:r>
+              <w:rPr>
+                <w:b/>
+                <w:i w:val="0"/>
+                <w:color w:val="16A34A"/>
+                <w:sz w:val="16"/>
+              </w:rPr>
+              <w:t>s00q27</w:t>
+            </w:r>
+          </w:p>
+        </w:tc>
+        <w:tc>
+          <w:tcPr>
+            <w:tcW w:type="dxa" w:w="1191"/>
+          </w:tcPr>
+          <w:p>
+            <w:r>
+              <w:rPr>
+                <w:b w:val="0"/>
+                <w:i w:val="0"/>
+                <w:color w:val="64748B"/>
+                <w:sz w:val="16"/>
+              </w:rPr>
+              <w:t>GT-CQ</w:t>
+            </w:r>
+          </w:p>
+        </w:tc>
+        <w:tc>
+          <w:tcPr>
+            <w:tcW w:type="dxa" w:w="4706"/>
+          </w:tcPr>
+          <w:p>
+            <w:r>
+              <w:rPr>
+                <w:b w:val="0"/>
+                <w:i w:val="0"/>
+                <w:sz w:val="17"/>
+              </w:rPr>
+              <w:t>Le questionnaire semble ne pas être complètement fini mais le questionnaire est en statut complet, prière de compléter le questionnaire.</w:t>
+            </w:r>
+          </w:p>
+        </w:tc>
+      </w:tr>
+      <w:tr>
+        <w:tc>
+          <w:tcPr>
+            <w:tcW w:type="dxa" w:w="964"/>
+          </w:tcPr>
+          <w:p>
+            <w:r>
+              <w:rPr>
+                <w:b/>
+                <w:i w:val="0"/>
+                <w:color w:val="EA580C"/>
+                <w:sz w:val="16"/>
+              </w:rPr>
+              <w:t>Moyenne</w:t>
+            </w:r>
+          </w:p>
+        </w:tc>
+        <w:tc>
+          <w:tcPr>
+            <w:tcW w:type="dxa" w:w="1247"/>
+          </w:tcPr>
+          <w:p>
+            <w:r>
+              <w:rPr>
+                <w:b/>
+                <w:i w:val="0"/>
+                <w:sz w:val="16"/>
+              </w:rPr>
+              <w:t>S00</w:t>
+              <w:br/>
+            </w:r>
+            <w:r>
+              <w:rPr>
+                <w:b w:val="0"/>
+                <w:i w:val="0"/>
+                <w:color w:val="64748B"/>
+                <w:sz w:val="14"/>
+              </w:rPr>
+              <w:t>Identification</w:t>
+            </w:r>
+          </w:p>
+        </w:tc>
+        <w:tc>
+          <w:tcPr>
+            <w:tcW w:type="dxa" w:w="1531"/>
+          </w:tcPr>
+          <w:p>
+            <w:r>
+              <w:rPr>
+                <w:b/>
+                <w:i w:val="0"/>
+                <w:color w:val="16A34A"/>
+                <w:sz w:val="16"/>
+              </w:rPr>
+              <w:t>—</w:t>
+            </w:r>
+          </w:p>
+        </w:tc>
+        <w:tc>
+          <w:tcPr>
+            <w:tcW w:type="dxa" w:w="1191"/>
+          </w:tcPr>
+          <w:p>
+            <w:r>
+              <w:rPr>
+                <w:b w:val="0"/>
+                <w:i w:val="0"/>
+                <w:color w:val="64748B"/>
+                <w:sz w:val="16"/>
+              </w:rPr>
+              <w:t>GT-CQ</w:t>
+            </w:r>
+          </w:p>
+        </w:tc>
+        <w:tc>
+          <w:tcPr>
+            <w:tcW w:type="dxa" w:w="4706"/>
+          </w:tcPr>
+          <w:p>
+            <w:r>
+              <w:rPr>
+                <w:b w:val="0"/>
+                <w:i w:val="0"/>
+                <w:sz w:val="17"/>
+              </w:rPr>
+              <w:t>L'adresse ou la localisation du ménage doit être bien renseignée, ne doit pas contenir des numéros de téléphone et elle semble courte pour être une adresse.</w:t>
+            </w:r>
+          </w:p>
+        </w:tc>
+      </w:tr>
+      <w:tr>
+        <w:tc>
+          <w:tcPr>
+            <w:tcW w:type="dxa" w:w="964"/>
+          </w:tcPr>
+          <w:p>
+            <w:r>
+              <w:rPr>
+                <w:b/>
+                <w:i w:val="0"/>
+                <w:color w:val="EA580C"/>
+                <w:sz w:val="16"/>
+              </w:rPr>
+              <w:t>Moyenne</w:t>
+            </w:r>
+          </w:p>
+        </w:tc>
+        <w:tc>
+          <w:tcPr>
+            <w:tcW w:type="dxa" w:w="1247"/>
+          </w:tcPr>
+          <w:p>
+            <w:r>
+              <w:rPr>
+                <w:b/>
+                <w:i w:val="0"/>
+                <w:sz w:val="16"/>
+              </w:rPr>
+              <w:t>S00</w:t>
+              <w:br/>
+            </w:r>
+            <w:r>
+              <w:rPr>
+                <w:b w:val="0"/>
+                <w:i w:val="0"/>
+                <w:color w:val="64748B"/>
+                <w:sz w:val="14"/>
+              </w:rPr>
+              <w:t>Identification</w:t>
+            </w:r>
+          </w:p>
+        </w:tc>
+        <w:tc>
+          <w:tcPr>
+            <w:tcW w:type="dxa" w:w="1531"/>
+          </w:tcPr>
+          <w:p>
+            <w:r>
+              <w:rPr>
+                <w:b/>
+                <w:i w:val="0"/>
+                <w:color w:val="16A34A"/>
+                <w:sz w:val="16"/>
+              </w:rPr>
+              <w:t>—</w:t>
+            </w:r>
+          </w:p>
+        </w:tc>
+        <w:tc>
+          <w:tcPr>
+            <w:tcW w:type="dxa" w:w="1191"/>
+          </w:tcPr>
+          <w:p>
+            <w:r>
+              <w:rPr>
+                <w:b w:val="0"/>
+                <w:i w:val="0"/>
+                <w:color w:val="64748B"/>
+                <w:sz w:val="16"/>
+              </w:rPr>
+              <w:t>GT-CQ</w:t>
+            </w:r>
+          </w:p>
+        </w:tc>
+        <w:tc>
+          <w:tcPr>
+            <w:tcW w:type="dxa" w:w="4706"/>
+          </w:tcPr>
+          <w:p>
+            <w:r>
+              <w:rPr>
+                <w:b w:val="0"/>
+                <w:i w:val="0"/>
+                <w:sz w:val="17"/>
+              </w:rPr>
+              <w:t>Prière de renseigner la bonne adresse.</w:t>
+            </w:r>
+          </w:p>
+        </w:tc>
+      </w:tr>
+      <w:tr>
+        <w:tc>
+          <w:tcPr>
+            <w:tcW w:type="dxa" w:w="964"/>
+          </w:tcPr>
+          <w:p>
+            <w:r>
+              <w:rPr>
+                <w:b/>
+                <w:i w:val="0"/>
+                <w:color w:val="EA580C"/>
+                <w:sz w:val="16"/>
+              </w:rPr>
+              <w:t>Moyenne</w:t>
+            </w:r>
+          </w:p>
+        </w:tc>
+        <w:tc>
+          <w:tcPr>
+            <w:tcW w:type="dxa" w:w="1247"/>
+          </w:tcPr>
+          <w:p>
+            <w:r>
+              <w:rPr>
+                <w:b/>
+                <w:i w:val="0"/>
+                <w:sz w:val="16"/>
+              </w:rPr>
+              <w:t>S01</w:t>
+              <w:br/>
+            </w:r>
+            <w:r>
+              <w:rPr>
+                <w:b w:val="0"/>
+                <w:i w:val="0"/>
+                <w:color w:val="64748B"/>
+                <w:sz w:val="14"/>
+              </w:rPr>
+              <w:t>Démographie</w:t>
+            </w:r>
+          </w:p>
+        </w:tc>
+        <w:tc>
+          <w:tcPr>
+            <w:tcW w:type="dxa" w:w="1531"/>
+          </w:tcPr>
+          <w:p>
+            <w:r>
+              <w:rPr>
+                <w:b/>
+                <w:i w:val="0"/>
+                <w:color w:val="16A34A"/>
+                <w:sz w:val="16"/>
+              </w:rPr>
+              <w:t>—</w:t>
+            </w:r>
+          </w:p>
+        </w:tc>
+        <w:tc>
+          <w:tcPr>
+            <w:tcW w:type="dxa" w:w="1191"/>
+          </w:tcPr>
+          <w:p>
+            <w:r>
+              <w:rPr>
+                <w:b w:val="0"/>
+                <w:i w:val="0"/>
+                <w:color w:val="64748B"/>
+                <w:sz w:val="16"/>
+              </w:rPr>
+              <w:t>GT-CQ</w:t>
+            </w:r>
+          </w:p>
+        </w:tc>
+        <w:tc>
+          <w:tcPr>
+            <w:tcW w:type="dxa" w:w="4706"/>
+          </w:tcPr>
+          <w:p>
+            <w:r>
+              <w:rPr>
+                <w:b w:val="0"/>
+                <w:i w:val="0"/>
+                <w:sz w:val="17"/>
+              </w:rPr>
+              <w:t>Prière de verifier l'information donnée par MAKHA TRAORE ou corriger au niveau de la section 1.</w:t>
+            </w:r>
+          </w:p>
+        </w:tc>
+      </w:tr>
+      <w:tr>
+        <w:tc>
+          <w:tcPr>
+            <w:tcW w:type="dxa" w:w="964"/>
+          </w:tcPr>
+          <w:p>
+            <w:r>
+              <w:rPr>
+                <w:b/>
+                <w:i w:val="0"/>
+                <w:color w:val="EA580C"/>
+                <w:sz w:val="16"/>
+              </w:rPr>
+              <w:t>Moyenne</w:t>
+            </w:r>
+          </w:p>
+        </w:tc>
+        <w:tc>
+          <w:tcPr>
+            <w:tcW w:type="dxa" w:w="1247"/>
+          </w:tcPr>
+          <w:p>
+            <w:r>
+              <w:rPr>
+                <w:b/>
+                <w:i w:val="0"/>
+                <w:sz w:val="16"/>
+              </w:rPr>
               <w:t>S02</w:t>
               <w:br/>
             </w:r>
@@ -904,7 +1894,7 @@
                 <w:color w:val="16A34A"/>
                 <w:sz w:val="16"/>
               </w:rPr>
-              <w:t>s01q32, s01q36, s01q38, s04q37_modif, s02q33, s02q34, s01q00b</w:t>
+              <w:t>s01q63, s00q04, s02q25, s01q00b, s02q17_2, s02q15_2</w:t>
             </w:r>
           </w:p>
         </w:tc>
@@ -935,7 +1925,7 @@
                 <w:i w:val="0"/>
                 <w:sz w:val="17"/>
               </w:rPr>
-              <w:t>Peu probable!!! Vu l'âge (16 ans) de OUMOU DIAKHABO TRAORE ou l'année à laquelle OUMOU DIAKHABO TRAORE a fréquenté l'école pour la dernière fois (.) le dernier diplome de OUMOU DIAKHABO TRAORE ne peut être le Certificat d'études primaires (CEP), prière de corriger cette incohérence ou confirmer avec le QG.</w:t>
+              <w:t>Dans les milieux urbains c'est peu probable de voir une école dont les élèves ou étudiants ne dépensent pas en frais d'uniformes, prière de verifier pour MAKHA TRAORE qui fréquente 3ème année de Supérieur et corriger ou confirmer avec le QG.</w:t>
             </w:r>
           </w:p>
         </w:tc>
@@ -950,10 +1940,10 @@
               <w:rPr>
                 <w:b/>
                 <w:i w:val="0"/>
-                <w:color w:val="DC2626"/>
-                <w:sz w:val="16"/>
-              </w:rPr>
-              <w:t>Haute</w:t>
+                <w:color w:val="EA580C"/>
+                <w:sz w:val="16"/>
+              </w:rPr>
+              <w:t>Moyenne</w:t>
             </w:r>
           </w:p>
         </w:tc>
@@ -968,7 +1958,7 @@
                 <w:i w:val="0"/>
                 <w:sz w:val="16"/>
               </w:rPr>
-              <w:t>S03</w:t>
+              <w:t>S02</w:t>
               <w:br/>
             </w:r>
             <w:r>
@@ -978,7 +1968,7 @@
                 <w:color w:val="64748B"/>
                 <w:sz w:val="14"/>
               </w:rPr>
-              <w:t>Santé</w:t>
+              <w:t>Éducation</w:t>
             </w:r>
           </w:p>
         </w:tc>
@@ -994,7 +1984,7 @@
                 <w:color w:val="16A34A"/>
                 <w:sz w:val="16"/>
               </w:rPr>
-              <w:t>—</w:t>
+              <w:t>s01q63, s00q04, s02q25, s01q00b, s02q17_2, s02q15_2</w:t>
             </w:r>
           </w:p>
         </w:tc>
@@ -1025,7 +2015,7 @@
                 <w:i w:val="0"/>
                 <w:sz w:val="17"/>
               </w:rPr>
-              <w:t>Incohérent !!! SIRA DANFAKHA s'est consulté la première fois pour cette maladie (Problème de tension) chez un médecin généraliste et vous dites que  SIRA DANFAKHA n'est pas concerné par le montant des frais de consultation d'un médecin généraliste (3.14=9999).</w:t>
+              <w:t>Dans les milieux urbains c'est peu probable de voir une école dont les élèves ou étudiants ne dépensent pas en frais d'uniformes, prière de verifier pour MOUSSA TRAORE qui fréquente 3ème année de Primaire et corriger ou confirmer avec le QG.</w:t>
             </w:r>
           </w:p>
         </w:tc>
@@ -1040,10 +2030,10 @@
               <w:rPr>
                 <w:b/>
                 <w:i w:val="0"/>
-                <w:color w:val="DC2626"/>
-                <w:sz w:val="16"/>
-              </w:rPr>
-              <w:t>Haute</w:t>
+                <w:color w:val="EA580C"/>
+                <w:sz w:val="16"/>
+              </w:rPr>
+              <w:t>Moyenne</w:t>
             </w:r>
           </w:p>
         </w:tc>
@@ -1058,7 +2048,7 @@
                 <w:i w:val="0"/>
                 <w:sz w:val="16"/>
               </w:rPr>
-              <w:t>S03</w:t>
+              <w:t>S02</w:t>
               <w:br/>
             </w:r>
             <w:r>
@@ -1068,7 +2058,7 @@
                 <w:color w:val="64748B"/>
                 <w:sz w:val="14"/>
               </w:rPr>
-              <w:t>Santé</w:t>
+              <w:t>Éducation</w:t>
             </w:r>
           </w:p>
         </w:tc>
@@ -1084,7 +2074,7 @@
                 <w:color w:val="16A34A"/>
                 <w:sz w:val="16"/>
               </w:rPr>
-              <w:t>—</w:t>
+              <w:t>s01q63, s00q04, s02q25, s01q00b, s02q17_2, s02q15_2</w:t>
             </w:r>
           </w:p>
         </w:tc>
@@ -1115,7 +2105,7 @@
                 <w:i w:val="0"/>
                 <w:sz w:val="17"/>
               </w:rPr>
-              <w:t>Prière de verifier cette incohérence auprès de l'enquêté ou confirmer.</w:t>
+              <w:t>Dans les milieux urbains c'est peu probable de voir une école dont les élèves ou étudiants ne dépensent pas en frais d'uniformes, prière de verifier pour OUSSEYNOU TRAORE qui fréquente 5ème année de Primaire et corriger ou confirmer avec le QG.</w:t>
             </w:r>
           </w:p>
         </w:tc>
@@ -1130,10 +2120,10 @@
               <w:rPr>
                 <w:b/>
                 <w:i w:val="0"/>
-                <w:color w:val="DC2626"/>
-                <w:sz w:val="16"/>
-              </w:rPr>
-              <w:t>Haute</w:t>
+                <w:color w:val="EA580C"/>
+                <w:sz w:val="16"/>
+              </w:rPr>
+              <w:t>Moyenne</w:t>
             </w:r>
           </w:p>
         </w:tc>
@@ -1148,7 +2138,7 @@
                 <w:i w:val="0"/>
                 <w:sz w:val="16"/>
               </w:rPr>
-              <w:t>S04</w:t>
+              <w:t>S02</w:t>
               <w:br/>
             </w:r>
             <w:r>
@@ -1158,7 +2148,7 @@
                 <w:color w:val="64748B"/>
                 <w:sz w:val="14"/>
               </w:rPr>
-              <w:t>Emploi</w:t>
+              <w:t>Éducation</w:t>
             </w:r>
           </w:p>
         </w:tc>
@@ -1174,7 +2164,7 @@
                 <w:color w:val="16A34A"/>
                 <w:sz w:val="16"/>
               </w:rPr>
-              <w:t>s01q07, s01q08, s02q20, s02q22, s03q07, s02q29, s04q19, s13q02</w:t>
+              <w:t>s01q47__7, s02q24, s01q00b, s02q17_2, s02q15_2</w:t>
             </w:r>
           </w:p>
         </w:tc>
@@ -1205,1717 +2195,7 @@
                 <w:i w:val="0"/>
                 <w:sz w:val="17"/>
               </w:rPr>
-              <w:t>Incoherent! MOUSSA TRAORE Perçoit une bourse/Transfert en 4.19 mais MOUSSA TRAORE ne perçoit pas une bourse à la section 2.29 ou des transferts monétaires à la section 13, prière de corriger.</w:t>
-            </w:r>
-          </w:p>
-        </w:tc>
-      </w:tr>
-      <w:tr>
-        <w:tc>
-          <w:tcPr>
-            <w:tcW w:type="dxa" w:w="964"/>
-          </w:tcPr>
-          <w:p>
-            <w:r>
-              <w:rPr>
-                <w:b/>
-                <w:i w:val="0"/>
-                <w:color w:val="DC2626"/>
-                <w:sz w:val="16"/>
-              </w:rPr>
-              <w:t>Haute</w:t>
-            </w:r>
-          </w:p>
-        </w:tc>
-        <w:tc>
-          <w:tcPr>
-            <w:tcW w:type="dxa" w:w="1247"/>
-          </w:tcPr>
-          <w:p>
-            <w:r>
-              <w:rPr>
-                <w:b/>
-                <w:i w:val="0"/>
-                <w:sz w:val="16"/>
-              </w:rPr>
-              <w:t>S04</w:t>
-              <w:br/>
-            </w:r>
-            <w:r>
-              <w:rPr>
-                <w:b w:val="0"/>
-                <w:i w:val="0"/>
-                <w:color w:val="64748B"/>
-                <w:sz w:val="14"/>
-              </w:rPr>
-              <w:t>Emploi</w:t>
-            </w:r>
-          </w:p>
-        </w:tc>
-        <w:tc>
-          <w:tcPr>
-            <w:tcW w:type="dxa" w:w="1531"/>
-          </w:tcPr>
-          <w:p>
-            <w:r>
-              <w:rPr>
-                <w:b/>
-                <w:i w:val="0"/>
-                <w:color w:val="16A34A"/>
-                <w:sz w:val="16"/>
-              </w:rPr>
-              <w:t>s04q46</w:t>
-            </w:r>
-          </w:p>
-        </w:tc>
-        <w:tc>
-          <w:tcPr>
-            <w:tcW w:type="dxa" w:w="1191"/>
-          </w:tcPr>
-          <w:p>
-            <w:r>
-              <w:rPr>
-                <w:b w:val="0"/>
-                <w:i w:val="0"/>
-                <w:color w:val="64748B"/>
-                <w:sz w:val="16"/>
-              </w:rPr>
-              <w:t>GT-CQ</w:t>
-            </w:r>
-          </w:p>
-        </w:tc>
-        <w:tc>
-          <w:tcPr>
-            <w:tcW w:type="dxa" w:w="4706"/>
-          </w:tcPr>
-          <w:p>
-            <w:r>
-              <w:rPr>
-                <w:b w:val="0"/>
-                <w:i w:val="0"/>
-                <w:sz w:val="17"/>
-              </w:rPr>
-              <w:t>Incohérence! SIRA DANFAKHA  evolue dans l'agriculture mais est  considéré comme salarié ou stagiaire/apprenti non renuméré, prière de revoir la question s04q46 et corriger.</w:t>
-            </w:r>
-          </w:p>
-        </w:tc>
-      </w:tr>
-      <w:tr>
-        <w:tc>
-          <w:tcPr>
-            <w:tcW w:type="dxa" w:w="964"/>
-          </w:tcPr>
-          <w:p>
-            <w:r>
-              <w:rPr>
-                <w:b/>
-                <w:i w:val="0"/>
-                <w:color w:val="DC2626"/>
-                <w:sz w:val="16"/>
-              </w:rPr>
-              <w:t>Haute</w:t>
-            </w:r>
-          </w:p>
-        </w:tc>
-        <w:tc>
-          <w:tcPr>
-            <w:tcW w:type="dxa" w:w="1247"/>
-          </w:tcPr>
-          <w:p>
-            <w:r>
-              <w:rPr>
-                <w:b/>
-                <w:i w:val="0"/>
-                <w:sz w:val="16"/>
-              </w:rPr>
-              <w:t>S16</w:t>
-              <w:br/>
-            </w:r>
-            <w:r>
-              <w:rPr>
-                <w:b w:val="0"/>
-                <w:i w:val="0"/>
-                <w:color w:val="64748B"/>
-                <w:sz w:val="14"/>
-              </w:rPr>
-              <w:t>Agriculture</w:t>
-            </w:r>
-          </w:p>
-        </w:tc>
-        <w:tc>
-          <w:tcPr>
-            <w:tcW w:type="dxa" w:w="1531"/>
-          </w:tcPr>
-          <w:p>
-            <w:r>
-              <w:rPr>
-                <w:b/>
-                <w:i w:val="0"/>
-                <w:color w:val="16A34A"/>
-                <w:sz w:val="16"/>
-              </w:rPr>
-              <w:t>s16dq05a, s16dq05c</w:t>
-            </w:r>
-          </w:p>
-        </w:tc>
-        <w:tc>
-          <w:tcPr>
-            <w:tcW w:type="dxa" w:w="1191"/>
-          </w:tcPr>
-          <w:p>
-            <w:r>
-              <w:rPr>
-                <w:b w:val="0"/>
-                <w:i w:val="0"/>
-                <w:color w:val="64748B"/>
-                <w:sz w:val="16"/>
-              </w:rPr>
-              <w:t>GT-CQ</w:t>
-            </w:r>
-          </w:p>
-        </w:tc>
-        <w:tc>
-          <w:tcPr>
-            <w:tcW w:type="dxa" w:w="4706"/>
-          </w:tcPr>
-          <w:p>
-            <w:r>
-              <w:rPr>
-                <w:b w:val="0"/>
-                <w:i w:val="0"/>
-                <w:sz w:val="17"/>
-              </w:rPr>
-              <w:t>La quantité de s16dq05a estimée en Kg est incohérente avec la prise dans la question s16dq05c, prière de bien estimer et mettre la valeur exacte.</w:t>
-            </w:r>
-          </w:p>
-        </w:tc>
-      </w:tr>
-      <w:tr>
-        <w:tc>
-          <w:tcPr>
-            <w:tcW w:type="dxa" w:w="964"/>
-          </w:tcPr>
-          <w:p>
-            <w:r>
-              <w:rPr>
-                <w:b/>
-                <w:i w:val="0"/>
-                <w:color w:val="DC2626"/>
-                <w:sz w:val="16"/>
-              </w:rPr>
-              <w:t>Haute</w:t>
-            </w:r>
-          </w:p>
-        </w:tc>
-        <w:tc>
-          <w:tcPr>
-            <w:tcW w:type="dxa" w:w="1247"/>
-          </w:tcPr>
-          <w:p>
-            <w:r>
-              <w:rPr>
-                <w:b/>
-                <w:i w:val="0"/>
-                <w:sz w:val="16"/>
-              </w:rPr>
-              <w:t>S16</w:t>
-              <w:br/>
-            </w:r>
-            <w:r>
-              <w:rPr>
-                <w:b w:val="0"/>
-                <w:i w:val="0"/>
-                <w:color w:val="64748B"/>
-                <w:sz w:val="14"/>
-              </w:rPr>
-              <w:t>Agriculture</w:t>
-            </w:r>
-          </w:p>
-        </w:tc>
-        <w:tc>
-          <w:tcPr>
-            <w:tcW w:type="dxa" w:w="1531"/>
-          </w:tcPr>
-          <w:p>
-            <w:r>
-              <w:rPr>
-                <w:b/>
-                <w:i w:val="0"/>
-                <w:color w:val="16A34A"/>
-                <w:sz w:val="16"/>
-              </w:rPr>
-              <w:t>s00q07a, s00q08, s00q10, s00q13_0, s00q15_0, s00q17_0, s00q23a, s00q23b</w:t>
-            </w:r>
-          </w:p>
-        </w:tc>
-        <w:tc>
-          <w:tcPr>
-            <w:tcW w:type="dxa" w:w="1191"/>
-          </w:tcPr>
-          <w:p>
-            <w:r>
-              <w:rPr>
-                <w:b w:val="0"/>
-                <w:i w:val="0"/>
-                <w:color w:val="64748B"/>
-                <w:sz w:val="16"/>
-              </w:rPr>
-              <w:t>GT-CQ</w:t>
-            </w:r>
-          </w:p>
-        </w:tc>
-        <w:tc>
-          <w:tcPr>
-            <w:tcW w:type="dxa" w:w="4706"/>
-          </w:tcPr>
-          <w:p>
-            <w:r>
-              <w:rPr>
-                <w:b w:val="0"/>
-                <w:i w:val="0"/>
-                <w:sz w:val="17"/>
-              </w:rPr>
-              <w:t>La somme des quantités consommées (1 kg), des quantités offertes (1 kg),  des quantités vendus (28 kg) et des quantités en stock (0 kg) depasse la quantité totale (4 kg) que le ménage a eu après la recolte de Menthe , prière de corriger cette incoherence.</w:t>
-            </w:r>
-          </w:p>
-        </w:tc>
-      </w:tr>
-      <w:tr>
-        <w:tc>
-          <w:tcPr>
-            <w:tcW w:type="dxa" w:w="964"/>
-          </w:tcPr>
-          <w:p>
-            <w:r>
-              <w:rPr>
-                <w:b/>
-                <w:i w:val="0"/>
-                <w:color w:val="DC2626"/>
-                <w:sz w:val="16"/>
-              </w:rPr>
-              <w:t>Haute</w:t>
-            </w:r>
-          </w:p>
-        </w:tc>
-        <w:tc>
-          <w:tcPr>
-            <w:tcW w:type="dxa" w:w="1247"/>
-          </w:tcPr>
-          <w:p>
-            <w:r>
-              <w:rPr>
-                <w:b/>
-                <w:i w:val="0"/>
-                <w:sz w:val="16"/>
-              </w:rPr>
-              <w:t>S16</w:t>
-              <w:br/>
-            </w:r>
-            <w:r>
-              <w:rPr>
-                <w:b w:val="0"/>
-                <w:i w:val="0"/>
-                <w:color w:val="64748B"/>
-                <w:sz w:val="14"/>
-              </w:rPr>
-              <w:t>Agriculture</w:t>
-            </w:r>
-          </w:p>
-        </w:tc>
-        <w:tc>
-          <w:tcPr>
-            <w:tcW w:type="dxa" w:w="1531"/>
-          </w:tcPr>
-          <w:p>
-            <w:r>
-              <w:rPr>
-                <w:b/>
-                <w:i w:val="0"/>
-                <w:color w:val="16A34A"/>
-                <w:sz w:val="16"/>
-              </w:rPr>
-              <w:t>s00q07a, s00q08, s00q10, s00q13_0, s00q15_0, s00q17_0, s00q23a, s00q23b</w:t>
-            </w:r>
-          </w:p>
-        </w:tc>
-        <w:tc>
-          <w:tcPr>
-            <w:tcW w:type="dxa" w:w="1191"/>
-          </w:tcPr>
-          <w:p>
-            <w:r>
-              <w:rPr>
-                <w:b w:val="0"/>
-                <w:i w:val="0"/>
-                <w:color w:val="64748B"/>
-                <w:sz w:val="16"/>
-              </w:rPr>
-              <w:t>GT-CQ</w:t>
-            </w:r>
-          </w:p>
-        </w:tc>
-        <w:tc>
-          <w:tcPr>
-            <w:tcW w:type="dxa" w:w="4706"/>
-          </w:tcPr>
-          <w:p>
-            <w:r>
-              <w:rPr>
-                <w:b w:val="0"/>
-                <w:i w:val="0"/>
-                <w:sz w:val="17"/>
-              </w:rPr>
-              <w:t>La somme des quantités consommées (2 kg), des quantités offertes (2 kg),  des quantités vendus (196 kg) et des quantités en stock (0 kg) depasse la quantité totale (20 kg) que le ménage a eu après la recolte de Tomate , prière de corriger cette incoherence.</w:t>
-            </w:r>
-          </w:p>
-        </w:tc>
-      </w:tr>
-      <w:tr>
-        <w:tc>
-          <w:tcPr>
-            <w:tcW w:type="dxa" w:w="964"/>
-          </w:tcPr>
-          <w:p>
-            <w:r>
-              <w:rPr>
-                <w:b/>
-                <w:i w:val="0"/>
-                <w:color w:val="EA580C"/>
-                <w:sz w:val="16"/>
-              </w:rPr>
-              <w:t>Moyenne</w:t>
-            </w:r>
-          </w:p>
-        </w:tc>
-        <w:tc>
-          <w:tcPr>
-            <w:tcW w:type="dxa" w:w="1247"/>
-          </w:tcPr>
-          <w:p>
-            <w:r>
-              <w:rPr>
-                <w:b/>
-                <w:i w:val="0"/>
-                <w:sz w:val="16"/>
-              </w:rPr>
-              <w:t>S00</w:t>
-              <w:br/>
-            </w:r>
-            <w:r>
-              <w:rPr>
-                <w:b w:val="0"/>
-                <w:i w:val="0"/>
-                <w:color w:val="64748B"/>
-                <w:sz w:val="14"/>
-              </w:rPr>
-              <w:t>Identification</w:t>
-            </w:r>
-          </w:p>
-        </w:tc>
-        <w:tc>
-          <w:tcPr>
-            <w:tcW w:type="dxa" w:w="1531"/>
-          </w:tcPr>
-          <w:p>
-            <w:r>
-              <w:rPr>
-                <w:b/>
-                <w:i w:val="0"/>
-                <w:color w:val="16A34A"/>
-                <w:sz w:val="16"/>
-              </w:rPr>
-              <w:t>s00q27</w:t>
-            </w:r>
-          </w:p>
-        </w:tc>
-        <w:tc>
-          <w:tcPr>
-            <w:tcW w:type="dxa" w:w="1191"/>
-          </w:tcPr>
-          <w:p>
-            <w:r>
-              <w:rPr>
-                <w:b w:val="0"/>
-                <w:i w:val="0"/>
-                <w:color w:val="64748B"/>
-                <w:sz w:val="16"/>
-              </w:rPr>
-              <w:t>GT-CQ</w:t>
-            </w:r>
-          </w:p>
-        </w:tc>
-        <w:tc>
-          <w:tcPr>
-            <w:tcW w:type="dxa" w:w="4706"/>
-          </w:tcPr>
-          <w:p>
-            <w:r>
-              <w:rPr>
-                <w:b w:val="0"/>
-                <w:i w:val="0"/>
-                <w:sz w:val="17"/>
-              </w:rPr>
-              <w:t>Le questionnaire semble ne pas être complètement fini mais le questionnaire est en statut complet, prière de compléter le questionnaire.</w:t>
-            </w:r>
-          </w:p>
-        </w:tc>
-      </w:tr>
-      <w:tr>
-        <w:tc>
-          <w:tcPr>
-            <w:tcW w:type="dxa" w:w="964"/>
-          </w:tcPr>
-          <w:p>
-            <w:r>
-              <w:rPr>
-                <w:b/>
-                <w:i w:val="0"/>
-                <w:color w:val="EA580C"/>
-                <w:sz w:val="16"/>
-              </w:rPr>
-              <w:t>Moyenne</w:t>
-            </w:r>
-          </w:p>
-        </w:tc>
-        <w:tc>
-          <w:tcPr>
-            <w:tcW w:type="dxa" w:w="1247"/>
-          </w:tcPr>
-          <w:p>
-            <w:r>
-              <w:rPr>
-                <w:b/>
-                <w:i w:val="0"/>
-                <w:sz w:val="16"/>
-              </w:rPr>
-              <w:t>S00</w:t>
-              <w:br/>
-            </w:r>
-            <w:r>
-              <w:rPr>
-                <w:b w:val="0"/>
-                <w:i w:val="0"/>
-                <w:color w:val="64748B"/>
-                <w:sz w:val="14"/>
-              </w:rPr>
-              <w:t>Identification</w:t>
-            </w:r>
-          </w:p>
-        </w:tc>
-        <w:tc>
-          <w:tcPr>
-            <w:tcW w:type="dxa" w:w="1531"/>
-          </w:tcPr>
-          <w:p>
-            <w:r>
-              <w:rPr>
-                <w:b/>
-                <w:i w:val="0"/>
-                <w:color w:val="16A34A"/>
-                <w:sz w:val="16"/>
-              </w:rPr>
-              <w:t>—</w:t>
-            </w:r>
-          </w:p>
-        </w:tc>
-        <w:tc>
-          <w:tcPr>
-            <w:tcW w:type="dxa" w:w="1191"/>
-          </w:tcPr>
-          <w:p>
-            <w:r>
-              <w:rPr>
-                <w:b w:val="0"/>
-                <w:i w:val="0"/>
-                <w:color w:val="64748B"/>
-                <w:sz w:val="16"/>
-              </w:rPr>
-              <w:t>GT-CQ</w:t>
-            </w:r>
-          </w:p>
-        </w:tc>
-        <w:tc>
-          <w:tcPr>
-            <w:tcW w:type="dxa" w:w="4706"/>
-          </w:tcPr>
-          <w:p>
-            <w:r>
-              <w:rPr>
-                <w:b w:val="0"/>
-                <w:i w:val="0"/>
-                <w:sz w:val="17"/>
-              </w:rPr>
-              <w:t>L'adresse ou la localisation du ménage doit être bien renseignée, ne doit pas contenir des numéros de téléphone et elle semble courte pour être une adresse.</w:t>
-            </w:r>
-          </w:p>
-        </w:tc>
-      </w:tr>
-      <w:tr>
-        <w:tc>
-          <w:tcPr>
-            <w:tcW w:type="dxa" w:w="964"/>
-          </w:tcPr>
-          <w:p>
-            <w:r>
-              <w:rPr>
-                <w:b/>
-                <w:i w:val="0"/>
-                <w:color w:val="EA580C"/>
-                <w:sz w:val="16"/>
-              </w:rPr>
-              <w:t>Moyenne</w:t>
-            </w:r>
-          </w:p>
-        </w:tc>
-        <w:tc>
-          <w:tcPr>
-            <w:tcW w:type="dxa" w:w="1247"/>
-          </w:tcPr>
-          <w:p>
-            <w:r>
-              <w:rPr>
-                <w:b/>
-                <w:i w:val="0"/>
-                <w:sz w:val="16"/>
-              </w:rPr>
-              <w:t>S00</w:t>
-              <w:br/>
-            </w:r>
-            <w:r>
-              <w:rPr>
-                <w:b w:val="0"/>
-                <w:i w:val="0"/>
-                <w:color w:val="64748B"/>
-                <w:sz w:val="14"/>
-              </w:rPr>
-              <w:t>Identification</w:t>
-            </w:r>
-          </w:p>
-        </w:tc>
-        <w:tc>
-          <w:tcPr>
-            <w:tcW w:type="dxa" w:w="1531"/>
-          </w:tcPr>
-          <w:p>
-            <w:r>
-              <w:rPr>
-                <w:b/>
-                <w:i w:val="0"/>
-                <w:color w:val="16A34A"/>
-                <w:sz w:val="16"/>
-              </w:rPr>
-              <w:t>—</w:t>
-            </w:r>
-          </w:p>
-        </w:tc>
-        <w:tc>
-          <w:tcPr>
-            <w:tcW w:type="dxa" w:w="1191"/>
-          </w:tcPr>
-          <w:p>
-            <w:r>
-              <w:rPr>
-                <w:b w:val="0"/>
-                <w:i w:val="0"/>
-                <w:color w:val="64748B"/>
-                <w:sz w:val="16"/>
-              </w:rPr>
-              <w:t>GT-CQ</w:t>
-            </w:r>
-          </w:p>
-        </w:tc>
-        <w:tc>
-          <w:tcPr>
-            <w:tcW w:type="dxa" w:w="4706"/>
-          </w:tcPr>
-          <w:p>
-            <w:r>
-              <w:rPr>
-                <w:b w:val="0"/>
-                <w:i w:val="0"/>
-                <w:sz w:val="17"/>
-              </w:rPr>
-              <w:t>Prière de renseigner la bonne adresse.</w:t>
-            </w:r>
-          </w:p>
-        </w:tc>
-      </w:tr>
-      <w:tr>
-        <w:tc>
-          <w:tcPr>
-            <w:tcW w:type="dxa" w:w="964"/>
-          </w:tcPr>
-          <w:p>
-            <w:r>
-              <w:rPr>
-                <w:b/>
-                <w:i w:val="0"/>
-                <w:color w:val="EA580C"/>
-                <w:sz w:val="16"/>
-              </w:rPr>
-              <w:t>Moyenne</w:t>
-            </w:r>
-          </w:p>
-        </w:tc>
-        <w:tc>
-          <w:tcPr>
-            <w:tcW w:type="dxa" w:w="1247"/>
-          </w:tcPr>
-          <w:p>
-            <w:r>
-              <w:rPr>
-                <w:b/>
-                <w:i w:val="0"/>
-                <w:sz w:val="16"/>
-              </w:rPr>
-              <w:t>S01</w:t>
-              <w:br/>
-            </w:r>
-            <w:r>
-              <w:rPr>
-                <w:b w:val="0"/>
-                <w:i w:val="0"/>
-                <w:color w:val="64748B"/>
-                <w:sz w:val="14"/>
-              </w:rPr>
-              <w:t>Démographie</w:t>
-            </w:r>
-          </w:p>
-        </w:tc>
-        <w:tc>
-          <w:tcPr>
-            <w:tcW w:type="dxa" w:w="1531"/>
-          </w:tcPr>
-          <w:p>
-            <w:r>
-              <w:rPr>
-                <w:b/>
-                <w:i w:val="0"/>
-                <w:color w:val="16A34A"/>
-                <w:sz w:val="16"/>
-              </w:rPr>
-              <w:t>—</w:t>
-            </w:r>
-          </w:p>
-        </w:tc>
-        <w:tc>
-          <w:tcPr>
-            <w:tcW w:type="dxa" w:w="1191"/>
-          </w:tcPr>
-          <w:p>
-            <w:r>
-              <w:rPr>
-                <w:b w:val="0"/>
-                <w:i w:val="0"/>
-                <w:color w:val="64748B"/>
-                <w:sz w:val="16"/>
-              </w:rPr>
-              <w:t>GT-CQ</w:t>
-            </w:r>
-          </w:p>
-        </w:tc>
-        <w:tc>
-          <w:tcPr>
-            <w:tcW w:type="dxa" w:w="4706"/>
-          </w:tcPr>
-          <w:p>
-            <w:r>
-              <w:rPr>
-                <w:b w:val="0"/>
-                <w:i w:val="0"/>
-                <w:sz w:val="17"/>
-              </w:rPr>
-              <w:t>Prière de verifier l'information donnée par MAKHA TRAORE ou corriger au niveau de la section 1.</w:t>
-            </w:r>
-          </w:p>
-        </w:tc>
-      </w:tr>
-      <w:tr>
-        <w:tc>
-          <w:tcPr>
-            <w:tcW w:type="dxa" w:w="964"/>
-          </w:tcPr>
-          <w:p>
-            <w:r>
-              <w:rPr>
-                <w:b/>
-                <w:i w:val="0"/>
-                <w:color w:val="EA580C"/>
-                <w:sz w:val="16"/>
-              </w:rPr>
-              <w:t>Moyenne</w:t>
-            </w:r>
-          </w:p>
-        </w:tc>
-        <w:tc>
-          <w:tcPr>
-            <w:tcW w:type="dxa" w:w="1247"/>
-          </w:tcPr>
-          <w:p>
-            <w:r>
-              <w:rPr>
-                <w:b/>
-                <w:i w:val="0"/>
-                <w:sz w:val="16"/>
-              </w:rPr>
-              <w:t>S02</w:t>
-              <w:br/>
-            </w:r>
-            <w:r>
-              <w:rPr>
-                <w:b w:val="0"/>
-                <w:i w:val="0"/>
-                <w:color w:val="64748B"/>
-                <w:sz w:val="14"/>
-              </w:rPr>
-              <w:t>Éducation</w:t>
-            </w:r>
-          </w:p>
-        </w:tc>
-        <w:tc>
-          <w:tcPr>
-            <w:tcW w:type="dxa" w:w="1531"/>
-          </w:tcPr>
-          <w:p>
-            <w:r>
-              <w:rPr>
-                <w:b/>
-                <w:i w:val="0"/>
-                <w:color w:val="16A34A"/>
-                <w:sz w:val="16"/>
-              </w:rPr>
-              <w:t>—</w:t>
-            </w:r>
-          </w:p>
-        </w:tc>
-        <w:tc>
-          <w:tcPr>
-            <w:tcW w:type="dxa" w:w="1191"/>
-          </w:tcPr>
-          <w:p>
-            <w:r>
-              <w:rPr>
-                <w:b w:val="0"/>
-                <w:i w:val="0"/>
-                <w:color w:val="64748B"/>
-                <w:sz w:val="16"/>
-              </w:rPr>
-              <w:t>GT-CQ</w:t>
-            </w:r>
-          </w:p>
-        </w:tc>
-        <w:tc>
-          <w:tcPr>
-            <w:tcW w:type="dxa" w:w="4706"/>
-          </w:tcPr>
-          <w:p>
-            <w:r>
-              <w:rPr>
-                <w:b w:val="0"/>
-                <w:i w:val="0"/>
-                <w:sz w:val="17"/>
-              </w:rPr>
-              <w:t>veuillez, s'il vous plait, confirmer les frais de scolarité ( 2000 FCFA) payée de MOUSSA TRAORE avec le QG ou apporter les corrections nécessaires.</w:t>
-            </w:r>
-          </w:p>
-        </w:tc>
-      </w:tr>
-      <w:tr>
-        <w:tc>
-          <w:tcPr>
-            <w:tcW w:type="dxa" w:w="964"/>
-          </w:tcPr>
-          <w:p>
-            <w:r>
-              <w:rPr>
-                <w:b/>
-                <w:i w:val="0"/>
-                <w:color w:val="EA580C"/>
-                <w:sz w:val="16"/>
-              </w:rPr>
-              <w:t>Moyenne</w:t>
-            </w:r>
-          </w:p>
-        </w:tc>
-        <w:tc>
-          <w:tcPr>
-            <w:tcW w:type="dxa" w:w="1247"/>
-          </w:tcPr>
-          <w:p>
-            <w:r>
-              <w:rPr>
-                <w:b/>
-                <w:i w:val="0"/>
-                <w:sz w:val="16"/>
-              </w:rPr>
-              <w:t>S02</w:t>
-              <w:br/>
-            </w:r>
-            <w:r>
-              <w:rPr>
-                <w:b w:val="0"/>
-                <w:i w:val="0"/>
-                <w:color w:val="64748B"/>
-                <w:sz w:val="14"/>
-              </w:rPr>
-              <w:t>Éducation</w:t>
-            </w:r>
-          </w:p>
-        </w:tc>
-        <w:tc>
-          <w:tcPr>
-            <w:tcW w:type="dxa" w:w="1531"/>
-          </w:tcPr>
-          <w:p>
-            <w:r>
-              <w:rPr>
-                <w:b/>
-                <w:i w:val="0"/>
-                <w:color w:val="16A34A"/>
-                <w:sz w:val="16"/>
-              </w:rPr>
-              <w:t>s01q63, s00q04, s02q25, s01q00b, s02q17_2, s02q15_2</w:t>
-            </w:r>
-          </w:p>
-        </w:tc>
-        <w:tc>
-          <w:tcPr>
-            <w:tcW w:type="dxa" w:w="1191"/>
-          </w:tcPr>
-          <w:p>
-            <w:r>
-              <w:rPr>
-                <w:b w:val="0"/>
-                <w:i w:val="0"/>
-                <w:color w:val="64748B"/>
-                <w:sz w:val="16"/>
-              </w:rPr>
-              <w:t>GT-CQ</w:t>
-            </w:r>
-          </w:p>
-        </w:tc>
-        <w:tc>
-          <w:tcPr>
-            <w:tcW w:type="dxa" w:w="4706"/>
-          </w:tcPr>
-          <w:p>
-            <w:r>
-              <w:rPr>
-                <w:b w:val="0"/>
-                <w:i w:val="0"/>
-                <w:sz w:val="17"/>
-              </w:rPr>
-              <w:t>Dans les milieux urbains c'est peu probable de voir une école dont les élèves ou étudiants ne dépensent pas en frais d'uniformes, prière de verifier pour MOUSSA TRAORE qui fréquente 3ème année de Primaire et corriger ou confirmer avec le QG.</w:t>
-            </w:r>
-          </w:p>
-        </w:tc>
-      </w:tr>
-      <w:tr>
-        <w:tc>
-          <w:tcPr>
-            <w:tcW w:type="dxa" w:w="964"/>
-          </w:tcPr>
-          <w:p>
-            <w:r>
-              <w:rPr>
-                <w:b/>
-                <w:i w:val="0"/>
-                <w:color w:val="EA580C"/>
-                <w:sz w:val="16"/>
-              </w:rPr>
-              <w:t>Moyenne</w:t>
-            </w:r>
-          </w:p>
-        </w:tc>
-        <w:tc>
-          <w:tcPr>
-            <w:tcW w:type="dxa" w:w="1247"/>
-          </w:tcPr>
-          <w:p>
-            <w:r>
-              <w:rPr>
-                <w:b/>
-                <w:i w:val="0"/>
-                <w:sz w:val="16"/>
-              </w:rPr>
-              <w:t>S02</w:t>
-              <w:br/>
-            </w:r>
-            <w:r>
-              <w:rPr>
-                <w:b w:val="0"/>
-                <w:i w:val="0"/>
-                <w:color w:val="64748B"/>
-                <w:sz w:val="14"/>
-              </w:rPr>
-              <w:t>Éducation</w:t>
-            </w:r>
-          </w:p>
-        </w:tc>
-        <w:tc>
-          <w:tcPr>
-            <w:tcW w:type="dxa" w:w="1531"/>
-          </w:tcPr>
-          <w:p>
-            <w:r>
-              <w:rPr>
-                <w:b/>
-                <w:i w:val="0"/>
-                <w:color w:val="16A34A"/>
-                <w:sz w:val="16"/>
-              </w:rPr>
-              <w:t>—</w:t>
-            </w:r>
-          </w:p>
-        </w:tc>
-        <w:tc>
-          <w:tcPr>
-            <w:tcW w:type="dxa" w:w="1191"/>
-          </w:tcPr>
-          <w:p>
-            <w:r>
-              <w:rPr>
-                <w:b w:val="0"/>
-                <w:i w:val="0"/>
-                <w:color w:val="64748B"/>
-                <w:sz w:val="16"/>
-              </w:rPr>
-              <w:t>GT-CQ</w:t>
-            </w:r>
-          </w:p>
-        </w:tc>
-        <w:tc>
-          <w:tcPr>
-            <w:tcW w:type="dxa" w:w="4706"/>
-          </w:tcPr>
-          <w:p>
-            <w:r>
-              <w:rPr>
-                <w:b w:val="0"/>
-                <w:i w:val="0"/>
-                <w:sz w:val="17"/>
-              </w:rPr>
-              <w:t>veuillez, s'il vous plait, confirmer les frais de scolarité ( 2000 FCFA) payée de OUSSEYNOU TRAORE avec le QG ou apporter les corrections nécessaires.</w:t>
-            </w:r>
-          </w:p>
-        </w:tc>
-      </w:tr>
-      <w:tr>
-        <w:tc>
-          <w:tcPr>
-            <w:tcW w:type="dxa" w:w="964"/>
-          </w:tcPr>
-          <w:p>
-            <w:r>
-              <w:rPr>
-                <w:b/>
-                <w:i w:val="0"/>
-                <w:color w:val="EA580C"/>
-                <w:sz w:val="16"/>
-              </w:rPr>
-              <w:t>Moyenne</w:t>
-            </w:r>
-          </w:p>
-        </w:tc>
-        <w:tc>
-          <w:tcPr>
-            <w:tcW w:type="dxa" w:w="1247"/>
-          </w:tcPr>
-          <w:p>
-            <w:r>
-              <w:rPr>
-                <w:b/>
-                <w:i w:val="0"/>
-                <w:sz w:val="16"/>
-              </w:rPr>
-              <w:t>S02</w:t>
-              <w:br/>
-            </w:r>
-            <w:r>
-              <w:rPr>
-                <w:b w:val="0"/>
-                <w:i w:val="0"/>
-                <w:color w:val="64748B"/>
-                <w:sz w:val="14"/>
-              </w:rPr>
-              <w:t>Éducation</w:t>
-            </w:r>
-          </w:p>
-        </w:tc>
-        <w:tc>
-          <w:tcPr>
-            <w:tcW w:type="dxa" w:w="1531"/>
-          </w:tcPr>
-          <w:p>
-            <w:r>
-              <w:rPr>
-                <w:b/>
-                <w:i w:val="0"/>
-                <w:color w:val="16A34A"/>
-                <w:sz w:val="16"/>
-              </w:rPr>
-              <w:t>s01q63, s00q04, s02q25, s01q00b, s02q17_2, s02q15_2</w:t>
-            </w:r>
-          </w:p>
-        </w:tc>
-        <w:tc>
-          <w:tcPr>
-            <w:tcW w:type="dxa" w:w="1191"/>
-          </w:tcPr>
-          <w:p>
-            <w:r>
-              <w:rPr>
-                <w:b w:val="0"/>
-                <w:i w:val="0"/>
-                <w:color w:val="64748B"/>
-                <w:sz w:val="16"/>
-              </w:rPr>
-              <w:t>GT-CQ</w:t>
-            </w:r>
-          </w:p>
-        </w:tc>
-        <w:tc>
-          <w:tcPr>
-            <w:tcW w:type="dxa" w:w="4706"/>
-          </w:tcPr>
-          <w:p>
-            <w:r>
-              <w:rPr>
-                <w:b w:val="0"/>
-                <w:i w:val="0"/>
-                <w:sz w:val="17"/>
-              </w:rPr>
-              <w:t>Dans les milieux urbains c'est peu probable de voir une école dont les élèves ou étudiants ne dépensent pas en frais d'uniformes, prière de verifier pour OUSSEYNOU TRAORE qui fréquente 5ème année de Primaire et corriger ou confirmer avec le QG.</w:t>
-            </w:r>
-          </w:p>
-        </w:tc>
-      </w:tr>
-      <w:tr>
-        <w:tc>
-          <w:tcPr>
-            <w:tcW w:type="dxa" w:w="964"/>
-          </w:tcPr>
-          <w:p>
-            <w:r>
-              <w:rPr>
-                <w:b/>
-                <w:i w:val="0"/>
-                <w:color w:val="EA580C"/>
-                <w:sz w:val="16"/>
-              </w:rPr>
-              <w:t>Moyenne</w:t>
-            </w:r>
-          </w:p>
-        </w:tc>
-        <w:tc>
-          <w:tcPr>
-            <w:tcW w:type="dxa" w:w="1247"/>
-          </w:tcPr>
-          <w:p>
-            <w:r>
-              <w:rPr>
-                <w:b/>
-                <w:i w:val="0"/>
-                <w:sz w:val="16"/>
-              </w:rPr>
-              <w:t>S02</w:t>
-              <w:br/>
-            </w:r>
-            <w:r>
-              <w:rPr>
-                <w:b w:val="0"/>
-                <w:i w:val="0"/>
-                <w:color w:val="64748B"/>
-                <w:sz w:val="14"/>
-              </w:rPr>
-              <w:t>Éducation</w:t>
-            </w:r>
-          </w:p>
-        </w:tc>
-        <w:tc>
-          <w:tcPr>
-            <w:tcW w:type="dxa" w:w="1531"/>
-          </w:tcPr>
-          <w:p>
-            <w:r>
-              <w:rPr>
-                <w:b/>
-                <w:i w:val="0"/>
-                <w:color w:val="16A34A"/>
-                <w:sz w:val="16"/>
-              </w:rPr>
-              <w:t>—</w:t>
-            </w:r>
-          </w:p>
-        </w:tc>
-        <w:tc>
-          <w:tcPr>
-            <w:tcW w:type="dxa" w:w="1191"/>
-          </w:tcPr>
-          <w:p>
-            <w:r>
-              <w:rPr>
-                <w:b w:val="0"/>
-                <w:i w:val="0"/>
-                <w:color w:val="64748B"/>
-                <w:sz w:val="16"/>
-              </w:rPr>
-              <w:t>GT-CQ</w:t>
-            </w:r>
-          </w:p>
-        </w:tc>
-        <w:tc>
-          <w:tcPr>
-            <w:tcW w:type="dxa" w:w="4706"/>
-          </w:tcPr>
-          <w:p>
-            <w:r>
-              <w:rPr>
-                <w:b w:val="0"/>
-                <w:i w:val="0"/>
-                <w:sz w:val="17"/>
-              </w:rPr>
-              <w:t>veuillez, s'il vous plait, confirmer les frais de scolarité ( 36000 FCFA) payée de AISSATOU TRAORE avec le QG ou apporter les corrections nécessaires.</w:t>
-            </w:r>
-          </w:p>
-        </w:tc>
-      </w:tr>
-      <w:tr>
-        <w:tc>
-          <w:tcPr>
-            <w:tcW w:type="dxa" w:w="964"/>
-          </w:tcPr>
-          <w:p>
-            <w:r>
-              <w:rPr>
-                <w:b/>
-                <w:i w:val="0"/>
-                <w:color w:val="EA580C"/>
-                <w:sz w:val="16"/>
-              </w:rPr>
-              <w:t>Moyenne</w:t>
-            </w:r>
-          </w:p>
-        </w:tc>
-        <w:tc>
-          <w:tcPr>
-            <w:tcW w:type="dxa" w:w="1247"/>
-          </w:tcPr>
-          <w:p>
-            <w:r>
-              <w:rPr>
-                <w:b/>
-                <w:i w:val="0"/>
-                <w:sz w:val="16"/>
-              </w:rPr>
-              <w:t>S02</w:t>
-              <w:br/>
-            </w:r>
-            <w:r>
-              <w:rPr>
-                <w:b w:val="0"/>
-                <w:i w:val="0"/>
-                <w:color w:val="64748B"/>
-                <w:sz w:val="14"/>
-              </w:rPr>
-              <w:t>Éducation</w:t>
-            </w:r>
-          </w:p>
-        </w:tc>
-        <w:tc>
-          <w:tcPr>
-            <w:tcW w:type="dxa" w:w="1531"/>
-          </w:tcPr>
-          <w:p>
-            <w:r>
-              <w:rPr>
-                <w:b/>
-                <w:i w:val="0"/>
-                <w:color w:val="16A34A"/>
-                <w:sz w:val="16"/>
-              </w:rPr>
-              <w:t>s01q47__7, s02q24, s01q00b, s02q17_2, s02q15_2</w:t>
-            </w:r>
-          </w:p>
-        </w:tc>
-        <w:tc>
-          <w:tcPr>
-            <w:tcW w:type="dxa" w:w="1191"/>
-          </w:tcPr>
-          <w:p>
-            <w:r>
-              <w:rPr>
-                <w:b w:val="0"/>
-                <w:i w:val="0"/>
-                <w:color w:val="64748B"/>
-                <w:sz w:val="16"/>
-              </w:rPr>
-              <w:t>GT-CQ</w:t>
-            </w:r>
-          </w:p>
-        </w:tc>
-        <w:tc>
-          <w:tcPr>
-            <w:tcW w:type="dxa" w:w="4706"/>
-          </w:tcPr>
-          <w:p>
-            <w:r>
-              <w:rPr>
-                <w:b w:val="0"/>
-                <w:i w:val="0"/>
-                <w:sz w:val="17"/>
-              </w:rPr>
               <w:t>Le montant des frais pour les cahiers et autres matériels scolaires pour l'année scolaire de AISSATOU TRAORE qui fréquente 3ème année de Maternelle  est de 0 FCFA, AISSATOU TRAORE a fait comment pour payer ces cahiers et autres matériels scolaires (SAC, stylo, craie, ardoise, crayon...) ? prière de corriger.</w:t>
-            </w:r>
-          </w:p>
-        </w:tc>
-      </w:tr>
-      <w:tr>
-        <w:tc>
-          <w:tcPr>
-            <w:tcW w:type="dxa" w:w="964"/>
-          </w:tcPr>
-          <w:p>
-            <w:r>
-              <w:rPr>
-                <w:b/>
-                <w:i w:val="0"/>
-                <w:color w:val="EA580C"/>
-                <w:sz w:val="16"/>
-              </w:rPr>
-              <w:t>Moyenne</w:t>
-            </w:r>
-          </w:p>
-        </w:tc>
-        <w:tc>
-          <w:tcPr>
-            <w:tcW w:type="dxa" w:w="1247"/>
-          </w:tcPr>
-          <w:p>
-            <w:r>
-              <w:rPr>
-                <w:b/>
-                <w:i w:val="0"/>
-                <w:sz w:val="16"/>
-              </w:rPr>
-              <w:t>S02</w:t>
-              <w:br/>
-            </w:r>
-            <w:r>
-              <w:rPr>
-                <w:b w:val="0"/>
-                <w:i w:val="0"/>
-                <w:color w:val="64748B"/>
-                <w:sz w:val="14"/>
-              </w:rPr>
-              <w:t>Éducation</w:t>
-            </w:r>
-          </w:p>
-        </w:tc>
-        <w:tc>
-          <w:tcPr>
-            <w:tcW w:type="dxa" w:w="1531"/>
-          </w:tcPr>
-          <w:p>
-            <w:r>
-              <w:rPr>
-                <w:b/>
-                <w:i w:val="0"/>
-                <w:color w:val="16A34A"/>
-                <w:sz w:val="16"/>
-              </w:rPr>
-              <w:t>—</w:t>
-            </w:r>
-          </w:p>
-        </w:tc>
-        <w:tc>
-          <w:tcPr>
-            <w:tcW w:type="dxa" w:w="1191"/>
-          </w:tcPr>
-          <w:p>
-            <w:r>
-              <w:rPr>
-                <w:b w:val="0"/>
-                <w:i w:val="0"/>
-                <w:color w:val="64748B"/>
-                <w:sz w:val="16"/>
-              </w:rPr>
-              <w:t>GT-CQ</w:t>
-            </w:r>
-          </w:p>
-        </w:tc>
-        <w:tc>
-          <w:tcPr>
-            <w:tcW w:type="dxa" w:w="4706"/>
-          </w:tcPr>
-          <w:p>
-            <w:r>
-              <w:rPr>
-                <w:b w:val="0"/>
-                <w:i w:val="0"/>
-                <w:sz w:val="17"/>
-              </w:rPr>
-              <w:t>veuillez, s'il vous plait, confirmer les frais de scolarité ( 50000 FCFA) payée de MAKHA TRAORE avec le QG ou apporter les corrections nécessaires.</w:t>
-            </w:r>
-          </w:p>
-        </w:tc>
-      </w:tr>
-      <w:tr>
-        <w:tc>
-          <w:tcPr>
-            <w:tcW w:type="dxa" w:w="964"/>
-          </w:tcPr>
-          <w:p>
-            <w:r>
-              <w:rPr>
-                <w:b/>
-                <w:i w:val="0"/>
-                <w:color w:val="EA580C"/>
-                <w:sz w:val="16"/>
-              </w:rPr>
-              <w:t>Moyenne</w:t>
-            </w:r>
-          </w:p>
-        </w:tc>
-        <w:tc>
-          <w:tcPr>
-            <w:tcW w:type="dxa" w:w="1247"/>
-          </w:tcPr>
-          <w:p>
-            <w:r>
-              <w:rPr>
-                <w:b/>
-                <w:i w:val="0"/>
-                <w:sz w:val="16"/>
-              </w:rPr>
-              <w:t>S02</w:t>
-              <w:br/>
-            </w:r>
-            <w:r>
-              <w:rPr>
-                <w:b w:val="0"/>
-                <w:i w:val="0"/>
-                <w:color w:val="64748B"/>
-                <w:sz w:val="14"/>
-              </w:rPr>
-              <w:t>Éducation</w:t>
-            </w:r>
-          </w:p>
-        </w:tc>
-        <w:tc>
-          <w:tcPr>
-            <w:tcW w:type="dxa" w:w="1531"/>
-          </w:tcPr>
-          <w:p>
-            <w:r>
-              <w:rPr>
-                <w:b/>
-                <w:i w:val="0"/>
-                <w:color w:val="16A34A"/>
-                <w:sz w:val="16"/>
-              </w:rPr>
-              <w:t>s01q63, s00q04, s02q25, s01q00b, s02q17_2, s02q15_2</w:t>
-            </w:r>
-          </w:p>
-        </w:tc>
-        <w:tc>
-          <w:tcPr>
-            <w:tcW w:type="dxa" w:w="1191"/>
-          </w:tcPr>
-          <w:p>
-            <w:r>
-              <w:rPr>
-                <w:b w:val="0"/>
-                <w:i w:val="0"/>
-                <w:color w:val="64748B"/>
-                <w:sz w:val="16"/>
-              </w:rPr>
-              <w:t>GT-CQ</w:t>
-            </w:r>
-          </w:p>
-        </w:tc>
-        <w:tc>
-          <w:tcPr>
-            <w:tcW w:type="dxa" w:w="4706"/>
-          </w:tcPr>
-          <w:p>
-            <w:r>
-              <w:rPr>
-                <w:b w:val="0"/>
-                <w:i w:val="0"/>
-                <w:sz w:val="17"/>
-              </w:rPr>
-              <w:t>Dans les milieux urbains c'est peu probable de voir une école dont les élèves ou étudiants ne dépensent pas en frais d'uniformes, prière de verifier pour MAKHA TRAORE qui fréquente 3ème année de Supérieur et corriger ou confirmer avec le QG.</w:t>
-            </w:r>
-          </w:p>
-        </w:tc>
-      </w:tr>
-      <w:tr>
-        <w:tc>
-          <w:tcPr>
-            <w:tcW w:type="dxa" w:w="964"/>
-          </w:tcPr>
-          <w:p>
-            <w:r>
-              <w:rPr>
-                <w:b/>
-                <w:i w:val="0"/>
-                <w:color w:val="EA580C"/>
-                <w:sz w:val="16"/>
-              </w:rPr>
-              <w:t>Moyenne</w:t>
-            </w:r>
-          </w:p>
-        </w:tc>
-        <w:tc>
-          <w:tcPr>
-            <w:tcW w:type="dxa" w:w="1247"/>
-          </w:tcPr>
-          <w:p>
-            <w:r>
-              <w:rPr>
-                <w:b/>
-                <w:i w:val="0"/>
-                <w:sz w:val="16"/>
-              </w:rPr>
-              <w:t>S02</w:t>
-              <w:br/>
-            </w:r>
-            <w:r>
-              <w:rPr>
-                <w:b w:val="0"/>
-                <w:i w:val="0"/>
-                <w:color w:val="64748B"/>
-                <w:sz w:val="14"/>
-              </w:rPr>
-              <w:t>Éducation</w:t>
-            </w:r>
-          </w:p>
-        </w:tc>
-        <w:tc>
-          <w:tcPr>
-            <w:tcW w:type="dxa" w:w="1531"/>
-          </w:tcPr>
-          <w:p>
-            <w:r>
-              <w:rPr>
-                <w:b/>
-                <w:i w:val="0"/>
-                <w:color w:val="16A34A"/>
-                <w:sz w:val="16"/>
-              </w:rPr>
-              <w:t>—</w:t>
-            </w:r>
-          </w:p>
-        </w:tc>
-        <w:tc>
-          <w:tcPr>
-            <w:tcW w:type="dxa" w:w="1191"/>
-          </w:tcPr>
-          <w:p>
-            <w:r>
-              <w:rPr>
-                <w:b w:val="0"/>
-                <w:i w:val="0"/>
-                <w:color w:val="64748B"/>
-                <w:sz w:val="16"/>
-              </w:rPr>
-              <w:t>GT-CQ</w:t>
-            </w:r>
-          </w:p>
-        </w:tc>
-        <w:tc>
-          <w:tcPr>
-            <w:tcW w:type="dxa" w:w="4706"/>
-          </w:tcPr>
-          <w:p>
-            <w:r>
-              <w:rPr>
-                <w:b w:val="0"/>
-                <w:i w:val="0"/>
-                <w:sz w:val="17"/>
-              </w:rPr>
-              <w:t>veuillez, s'il vous plait, confirmer les frais de scolarité ( 6000 FCFA) payée de KEMOKHO CISSOKHO avec le QG ou apporter les corrections nécessaires.</w:t>
-            </w:r>
-          </w:p>
-        </w:tc>
-      </w:tr>
-      <w:tr>
-        <w:tc>
-          <w:tcPr>
-            <w:tcW w:type="dxa" w:w="964"/>
-          </w:tcPr>
-          <w:p>
-            <w:r>
-              <w:rPr>
-                <w:b/>
-                <w:i w:val="0"/>
-                <w:color w:val="EA580C"/>
-                <w:sz w:val="16"/>
-              </w:rPr>
-              <w:t>Moyenne</w:t>
-            </w:r>
-          </w:p>
-        </w:tc>
-        <w:tc>
-          <w:tcPr>
-            <w:tcW w:type="dxa" w:w="1247"/>
-          </w:tcPr>
-          <w:p>
-            <w:r>
-              <w:rPr>
-                <w:b/>
-                <w:i w:val="0"/>
-                <w:sz w:val="16"/>
-              </w:rPr>
-              <w:t>S02</w:t>
-              <w:br/>
-            </w:r>
-            <w:r>
-              <w:rPr>
-                <w:b w:val="0"/>
-                <w:i w:val="0"/>
-                <w:color w:val="64748B"/>
-                <w:sz w:val="14"/>
-              </w:rPr>
-              <w:t>Éducation</w:t>
-            </w:r>
-          </w:p>
-        </w:tc>
-        <w:tc>
-          <w:tcPr>
-            <w:tcW w:type="dxa" w:w="1531"/>
-          </w:tcPr>
-          <w:p>
-            <w:r>
-              <w:rPr>
-                <w:b/>
-                <w:i w:val="0"/>
-                <w:color w:val="16A34A"/>
-                <w:sz w:val="16"/>
-              </w:rPr>
-              <w:t>—</w:t>
-            </w:r>
-          </w:p>
-        </w:tc>
-        <w:tc>
-          <w:tcPr>
-            <w:tcW w:type="dxa" w:w="1191"/>
-          </w:tcPr>
-          <w:p>
-            <w:r>
-              <w:rPr>
-                <w:b w:val="0"/>
-                <w:i w:val="0"/>
-                <w:color w:val="64748B"/>
-                <w:sz w:val="16"/>
-              </w:rPr>
-              <w:t>GT-CQ</w:t>
-            </w:r>
-          </w:p>
-        </w:tc>
-        <w:tc>
-          <w:tcPr>
-            <w:tcW w:type="dxa" w:w="4706"/>
-          </w:tcPr>
-          <w:p>
-            <w:r>
-              <w:rPr>
-                <w:b w:val="0"/>
-                <w:i w:val="0"/>
-                <w:sz w:val="17"/>
-              </w:rPr>
-              <w:t>veuillez, s'il vous plait, confirmer les frais de scolarité ( 6000 FCFA) payée de MACTAR SAMOURA avec le QG ou apporter les corrections nécessaires.</w:t>
-            </w:r>
-          </w:p>
-        </w:tc>
-      </w:tr>
-      <w:tr>
-        <w:tc>
-          <w:tcPr>
-            <w:tcW w:type="dxa" w:w="964"/>
-          </w:tcPr>
-          <w:p>
-            <w:r>
-              <w:rPr>
-                <w:b/>
-                <w:i w:val="0"/>
-                <w:color w:val="EA580C"/>
-                <w:sz w:val="16"/>
-              </w:rPr>
-              <w:t>Moyenne</w:t>
-            </w:r>
-          </w:p>
-        </w:tc>
-        <w:tc>
-          <w:tcPr>
-            <w:tcW w:type="dxa" w:w="1247"/>
-          </w:tcPr>
-          <w:p>
-            <w:r>
-              <w:rPr>
-                <w:b/>
-                <w:i w:val="0"/>
-                <w:sz w:val="16"/>
-              </w:rPr>
-              <w:t>S02</w:t>
-              <w:br/>
-            </w:r>
-            <w:r>
-              <w:rPr>
-                <w:b w:val="0"/>
-                <w:i w:val="0"/>
-                <w:color w:val="64748B"/>
-                <w:sz w:val="14"/>
-              </w:rPr>
-              <w:t>Éducation</w:t>
-            </w:r>
-          </w:p>
-        </w:tc>
-        <w:tc>
-          <w:tcPr>
-            <w:tcW w:type="dxa" w:w="1531"/>
-          </w:tcPr>
-          <w:p>
-            <w:r>
-              <w:rPr>
-                <w:b/>
-                <w:i w:val="0"/>
-                <w:color w:val="16A34A"/>
-                <w:sz w:val="16"/>
-              </w:rPr>
-              <w:t>—</w:t>
-            </w:r>
-          </w:p>
-        </w:tc>
-        <w:tc>
-          <w:tcPr>
-            <w:tcW w:type="dxa" w:w="1191"/>
-          </w:tcPr>
-          <w:p>
-            <w:r>
-              <w:rPr>
-                <w:b w:val="0"/>
-                <w:i w:val="0"/>
-                <w:color w:val="64748B"/>
-                <w:sz w:val="16"/>
-              </w:rPr>
-              <w:t>GT-CQ</w:t>
-            </w:r>
-          </w:p>
-        </w:tc>
-        <w:tc>
-          <w:tcPr>
-            <w:tcW w:type="dxa" w:w="4706"/>
-          </w:tcPr>
-          <w:p>
-            <w:r>
-              <w:rPr>
-                <w:b w:val="0"/>
-                <w:i w:val="0"/>
-                <w:sz w:val="17"/>
-              </w:rPr>
-              <w:t>veuillez, s'il vous plait, confirmer les frais de scolarité ( 6000 FCFA) payée de OUMOU DIAKHABO TRAORE avec le QG ou apporter les corrections nécessaires.</w:t>
             </w:r>
           </w:p>
         </w:tc>
